--- a/Project-Group 1.docx
+++ b/Project-Group 1.docx
@@ -20,7 +20,21 @@
             <w:rStyle w:val="Hyperlink"/>
             <w:lang w:val="en-US"/>
           </w:rPr>
-          <w:t>https://github.com/spring-projects/spring-petclinic</w:t>
+          <w:t>https://github.com/spring-projects/spring-petclin</w:t>
+        </w:r>
+        <w:r>
+          <w:rPr>
+            <w:rStyle w:val="Hyperlink"/>
+            <w:lang w:val="en-US"/>
+          </w:rPr>
+          <w:t>i</w:t>
+        </w:r>
+        <w:r>
+          <w:rPr>
+            <w:rStyle w:val="Hyperlink"/>
+            <w:lang w:val="en-US"/>
+          </w:rPr>
+          <w:t>c</w:t>
         </w:r>
       </w:hyperlink>
     </w:p>
@@ -67,7 +81,21 @@
         <w:rPr>
           <w:lang w:val="en-US"/>
         </w:rPr>
-        <w:t xml:space="preserve"> config set compute/region northamerica-northeast2-</w:t>
+        <w:t xml:space="preserve"> config set compute/region </w:t>
+      </w:r>
+      <w:bookmarkStart w:id="1" w:name="OLE_LINK83"/>
+      <w:r>
+        <w:rPr>
+          <w:rFonts w:hint="eastAsia"/>
+          <w:lang w:val="en-US"/>
+        </w:rPr>
+        <w:t>us-central2</w:t>
+      </w:r>
+      <w:r>
+        <w:rPr>
+          <w:lang w:val="en-US"/>
+        </w:rPr>
+        <w:t>-</w:t>
       </w:r>
       <w:r>
         <w:rPr>
@@ -77,6 +105,7 @@
         <w:t>c</w:t>
       </w:r>
       <w:bookmarkEnd w:id="0"/>
+      <w:bookmarkEnd w:id="1"/>
     </w:p>
     <w:p>
       <w:pPr>
@@ -169,7 +198,7 @@
           <w:lang w:val="en-US"/>
         </w:rPr>
       </w:pPr>
-      <w:bookmarkStart w:id="1" w:name="OLE_LINK66"/>
+      <w:bookmarkStart w:id="2" w:name="OLE_LINK66"/>
       <w:proofErr w:type="spellStart"/>
       <w:r>
         <w:rPr>
@@ -202,16 +231,7 @@
         <w:rPr>
           <w:lang w:val="en-US"/>
         </w:rPr>
-        <w:t>--machine-type=</w:t>
-      </w:r>
-      <w:r>
-        <w:t xml:space="preserve"> </w:t>
-      </w:r>
-      <w:r>
-        <w:rPr>
-          <w:lang w:val="en-US"/>
-        </w:rPr>
-        <w:t>e2-medium</w:t>
+        <w:t>--machine-type=e2-medium</w:t>
       </w:r>
     </w:p>
     <w:p>
@@ -235,7 +255,7 @@
         <w:t xml:space="preserve"> container clusters get-credentials dev-cluster</w:t>
       </w:r>
     </w:p>
-    <w:bookmarkEnd w:id="1"/>
+    <w:bookmarkEnd w:id="2"/>
     <w:p>
       <w:pPr>
         <w:rPr>
@@ -387,7 +407,7 @@
           <w:lang w:val="en-US"/>
         </w:rPr>
       </w:pPr>
-      <w:bookmarkStart w:id="2" w:name="OLE_LINK68"/>
+      <w:bookmarkStart w:id="3" w:name="OLE_LINK68"/>
       <w:proofErr w:type="spellStart"/>
       <w:r>
         <w:rPr>
@@ -440,7 +460,7 @@
           <w:rFonts w:hint="eastAsia"/>
           <w:lang w:val="en-US"/>
         </w:rPr>
-        <w:t>small</w:t>
+        <w:t>medium</w:t>
       </w:r>
       <w:r>
         <w:rPr>
@@ -469,7 +489,7 @@
         <w:t>0GB</w:t>
       </w:r>
     </w:p>
-    <w:bookmarkEnd w:id="2"/>
+    <w:bookmarkEnd w:id="3"/>
     <w:p>
       <w:pPr>
         <w:rPr>
@@ -512,14 +532,14 @@
       </w:pPr>
     </w:p>
     <w:p>
-      <w:bookmarkStart w:id="3" w:name="OLE_LINK69"/>
+      <w:bookmarkStart w:id="4" w:name="OLE_LINK69"/>
       <w:r>
         <w:rPr>
           <w:rFonts w:hint="eastAsia"/>
         </w:rPr>
         <w:t>Node1</w:t>
       </w:r>
-      <w:bookmarkEnd w:id="3"/>
+      <w:bookmarkEnd w:id="4"/>
       <w:r>
         <w:rPr>
           <w:rFonts w:hint="eastAsia"/>
@@ -581,19 +601,11 @@
       </w:r>
       <w:proofErr w:type="spellStart"/>
       <w:r>
-        <w:t>kubect</w:t>
-      </w:r>
-      <w:proofErr w:type="spellEnd"/>
-      <w:r>
-        <w:t>l get no</w:t>
-      </w:r>
-      <w:proofErr w:type="spellStart"/>
-      <w:r>
-        <w:t>des --n</w:t>
-      </w:r>
-      <w:proofErr w:type="spellEnd"/>
-      <w:r>
-        <w:t>o-headers | awk 'NR==</w:t>
+        <w:t>kubectl</w:t>
+      </w:r>
+      <w:proofErr w:type="spellEnd"/>
+      <w:r>
+        <w:t xml:space="preserve"> get nodes --no-headers | awk 'NR==</w:t>
       </w:r>
       <w:r>
         <w:rPr>
@@ -820,9 +832,6 @@
     <w:p>
       <w:pPr>
         <w:pStyle w:val="p1"/>
-        <w:rPr>
-          <w:lang w:val="en-US"/>
-        </w:rPr>
       </w:pPr>
       <w:r>
         <w:rPr>
@@ -846,6 +855,364 @@
         <w:t>podAntiAffinity</w:t>
       </w:r>
       <w:proofErr w:type="spellEnd"/>
+    </w:p>
+    <w:p>
+      <w:pPr>
+        <w:pStyle w:val="p1"/>
+      </w:pPr>
+    </w:p>
+    <w:p>
+      <w:pPr>
+        <w:pStyle w:val="p1"/>
+      </w:pPr>
+      <w:r>
+        <w:t>PROJECT_ID=$(</w:t>
+      </w:r>
+      <w:bookmarkStart w:id="5" w:name="OLE_LINK88"/>
+      <w:proofErr w:type="spellStart"/>
+      <w:r>
+        <w:t>gcloud</w:t>
+      </w:r>
+      <w:proofErr w:type="spellEnd"/>
+      <w:r>
+        <w:t xml:space="preserve"> config get-value project</w:t>
+      </w:r>
+      <w:bookmarkEnd w:id="5"/>
+      <w:r>
+        <w:t>)</w:t>
+      </w:r>
+    </w:p>
+    <w:p>
+      <w:pPr>
+        <w:pStyle w:val="p1"/>
+        <w:rPr>
+          <w:rFonts w:hint="eastAsia"/>
+        </w:rPr>
+      </w:pPr>
+      <w:bookmarkStart w:id="6" w:name="OLE_LINK86"/>
+      <w:r>
+        <w:rPr>
+          <w:rFonts w:hint="eastAsia"/>
+        </w:rPr>
+        <w:t>SA=$(</w:t>
+      </w:r>
+      <w:proofErr w:type="spellStart"/>
+      <w:r>
+        <w:t>gcloud</w:t>
+      </w:r>
+      <w:proofErr w:type="spellEnd"/>
+      <w:r>
+        <w:t xml:space="preserve"> </w:t>
+      </w:r>
+      <w:proofErr w:type="spellStart"/>
+      <w:r>
+        <w:t>iam</w:t>
+      </w:r>
+      <w:proofErr w:type="spellEnd"/>
+      <w:r>
+        <w:t xml:space="preserve"> service-accounts list --format="value(email)"</w:t>
+      </w:r>
+      <w:r>
+        <w:rPr>
+          <w:rFonts w:hint="eastAsia"/>
+        </w:rPr>
+        <w:t>)</w:t>
+      </w:r>
+    </w:p>
+    <w:p>
+      <w:pPr>
+        <w:pStyle w:val="p1"/>
+      </w:pPr>
+      <w:bookmarkStart w:id="7" w:name="OLE_LINK85"/>
+      <w:bookmarkEnd w:id="6"/>
+      <w:proofErr w:type="spellStart"/>
+      <w:r>
+        <w:t>gcloud</w:t>
+      </w:r>
+      <w:proofErr w:type="spellEnd"/>
+      <w:r>
+        <w:t xml:space="preserve"> storage buckets create gs://</w:t>
+      </w:r>
+      <w:bookmarkStart w:id="8" w:name="OLE_LINK89"/>
+      <w:r>
+        <w:t>ece</w:t>
+      </w:r>
+      <w:bookmarkEnd w:id="8"/>
+      <w:r>
+        <w:t>-9016-logging-</w:t>
+      </w:r>
+      <w:r>
+        <w:rPr>
+          <w:rStyle w:val="s1"/>
+          <w:rFonts w:eastAsiaTheme="majorEastAsia"/>
+        </w:rPr>
+        <w:t>$PROJECT_ID</w:t>
+      </w:r>
+      <w:r>
+        <w:t xml:space="preserve"> \</w:t>
+      </w:r>
+    </w:p>
+    <w:p>
+      <w:pPr>
+        <w:pStyle w:val="p1"/>
+      </w:pPr>
+      <w:r>
+        <w:rPr>
+          <w:rStyle w:val="apple-converted-space"/>
+          <w:rFonts w:eastAsiaTheme="majorEastAsia"/>
+        </w:rPr>
+        <w:t xml:space="preserve">  </w:t>
+      </w:r>
+      <w:r>
+        <w:t>--location=</w:t>
+      </w:r>
+      <w:r>
+        <w:rPr>
+          <w:lang w:val="en-US"/>
+        </w:rPr>
+        <w:t xml:space="preserve"> </w:t>
+      </w:r>
+      <w:r>
+        <w:rPr>
+          <w:rFonts w:hint="eastAsia"/>
+          <w:lang w:val="en-US"/>
+        </w:rPr>
+        <w:t>us-central1</w:t>
+      </w:r>
+      <w:r>
+        <w:t>\</w:t>
+      </w:r>
+    </w:p>
+    <w:p>
+      <w:pPr>
+        <w:pStyle w:val="p1"/>
+      </w:pPr>
+      <w:r>
+        <w:rPr>
+          <w:rStyle w:val="apple-converted-space"/>
+          <w:rFonts w:eastAsiaTheme="majorEastAsia"/>
+        </w:rPr>
+        <w:t xml:space="preserve">  </w:t>
+      </w:r>
+      <w:r>
+        <w:t>--uniform-bucket-level-access \</w:t>
+      </w:r>
+    </w:p>
+    <w:p>
+      <w:pPr>
+        <w:pStyle w:val="p1"/>
+        <w:rPr>
+          <w:rFonts w:hint="eastAsia"/>
+          <w:lang w:val="en-US"/>
+        </w:rPr>
+      </w:pPr>
+    </w:p>
+    <w:bookmarkEnd w:id="7"/>
+    <w:p>
+      <w:pPr>
+        <w:pStyle w:val="p1"/>
+      </w:pPr>
+      <w:proofErr w:type="spellStart"/>
+      <w:r>
+        <w:t>gcloud</w:t>
+      </w:r>
+      <w:proofErr w:type="spellEnd"/>
+      <w:r>
+        <w:t xml:space="preserve"> services enable cloudbuild.googleapis.com</w:t>
+      </w:r>
+    </w:p>
+    <w:p>
+      <w:pPr>
+        <w:pStyle w:val="p1"/>
+        <w:rPr>
+          <w:rFonts w:hint="eastAsia"/>
+        </w:rPr>
+      </w:pPr>
+    </w:p>
+    <w:p>
+      <w:pPr>
+        <w:pStyle w:val="p1"/>
+      </w:pPr>
+      <w:bookmarkStart w:id="9" w:name="OLE_LINK87"/>
+      <w:proofErr w:type="spellStart"/>
+      <w:r>
+        <w:t>gcloud</w:t>
+      </w:r>
+      <w:proofErr w:type="spellEnd"/>
+      <w:r>
+        <w:t xml:space="preserve"> storage buckets add-</w:t>
+      </w:r>
+      <w:proofErr w:type="spellStart"/>
+      <w:r>
+        <w:t>iam</w:t>
+      </w:r>
+      <w:proofErr w:type="spellEnd"/>
+      <w:r>
+        <w:t>-policy-binding gs://ece-9016-logging-</w:t>
+      </w:r>
+      <w:r>
+        <w:rPr>
+          <w:rStyle w:val="s1"/>
+          <w:rFonts w:eastAsiaTheme="majorEastAsia"/>
+        </w:rPr>
+        <w:t>$PROJECT_ID</w:t>
+      </w:r>
+      <w:r>
+        <w:t xml:space="preserve"> \</w:t>
+      </w:r>
+    </w:p>
+    <w:p>
+      <w:pPr>
+        <w:pStyle w:val="p1"/>
+      </w:pPr>
+      <w:r>
+        <w:rPr>
+          <w:rStyle w:val="apple-converted-space"/>
+          <w:rFonts w:eastAsiaTheme="majorEastAsia"/>
+        </w:rPr>
+        <w:t xml:space="preserve">  </w:t>
+      </w:r>
+      <w:r>
+        <w:rPr>
+          <w:rStyle w:val="s1"/>
+          <w:rFonts w:eastAsiaTheme="majorEastAsia"/>
+        </w:rPr>
+        <w:t>--member=</w:t>
+      </w:r>
+      <w:r>
+        <w:t>"</w:t>
+      </w:r>
+      <w:proofErr w:type="spellStart"/>
+      <w:r>
+        <w:t>serviceAccount</w:t>
+      </w:r>
+      <w:proofErr w:type="spellEnd"/>
+      <w:r>
+        <w:t>:</w:t>
+      </w:r>
+      <w:r>
+        <w:rPr>
+          <w:rStyle w:val="s1"/>
+          <w:rFonts w:eastAsiaTheme="majorEastAsia"/>
+        </w:rPr>
+        <w:t>$SA</w:t>
+      </w:r>
+      <w:r>
+        <w:t>"</w:t>
+      </w:r>
+      <w:r>
+        <w:rPr>
+          <w:rFonts w:hint="eastAsia"/>
+        </w:rPr>
+        <w:t xml:space="preserve"> </w:t>
+      </w:r>
+      <w:r>
+        <w:rPr>
+          <w:rStyle w:val="s1"/>
+          <w:rFonts w:eastAsiaTheme="majorEastAsia"/>
+        </w:rPr>
+        <w:t>--role=</w:t>
+      </w:r>
+      <w:r>
+        <w:t>"roles/</w:t>
+      </w:r>
+      <w:proofErr w:type="spellStart"/>
+      <w:r>
+        <w:t>storage.objectAdmin</w:t>
+      </w:r>
+      <w:proofErr w:type="spellEnd"/>
+      <w:r>
+        <w:t>"</w:t>
+      </w:r>
+    </w:p>
+    <w:bookmarkEnd w:id="9"/>
+    <w:p>
+      <w:pPr>
+        <w:pStyle w:val="p1"/>
+      </w:pPr>
+    </w:p>
+    <w:p>
+      <w:pPr>
+        <w:pStyle w:val="p1"/>
+      </w:pPr>
+      <w:proofErr w:type="spellStart"/>
+      <w:r>
+        <w:t>gcloud</w:t>
+      </w:r>
+      <w:proofErr w:type="spellEnd"/>
+      <w:r>
+        <w:t xml:space="preserve"> artifacts repositories create docker-hub \</w:t>
+      </w:r>
+    </w:p>
+    <w:p>
+      <w:pPr>
+        <w:pStyle w:val="p1"/>
+      </w:pPr>
+      <w:r>
+        <w:rPr>
+          <w:rStyle w:val="apple-converted-space"/>
+          <w:rFonts w:eastAsiaTheme="majorEastAsia"/>
+        </w:rPr>
+        <w:t xml:space="preserve">  </w:t>
+      </w:r>
+      <w:r>
+        <w:t>--repository-format=docker \</w:t>
+      </w:r>
+    </w:p>
+    <w:p>
+      <w:pPr>
+        <w:pStyle w:val="p1"/>
+      </w:pPr>
+      <w:r>
+        <w:rPr>
+          <w:rStyle w:val="apple-converted-space"/>
+          <w:rFonts w:eastAsiaTheme="majorEastAsia"/>
+        </w:rPr>
+        <w:t xml:space="preserve">  </w:t>
+      </w:r>
+      <w:r>
+        <w:t>--location=</w:t>
+      </w:r>
+      <w:r>
+        <w:rPr>
+          <w:rFonts w:hint="eastAsia"/>
+        </w:rPr>
+        <w:t>us-central1</w:t>
+      </w:r>
+      <w:r>
+        <w:t xml:space="preserve"> \</w:t>
+      </w:r>
+    </w:p>
+    <w:p>
+      <w:pPr>
+        <w:pStyle w:val="p1"/>
+      </w:pPr>
+      <w:r>
+        <w:rPr>
+          <w:rStyle w:val="apple-converted-space"/>
+          <w:rFonts w:eastAsiaTheme="majorEastAsia"/>
+        </w:rPr>
+        <w:lastRenderedPageBreak/>
+        <w:t xml:space="preserve">  </w:t>
+      </w:r>
+      <w:r>
+        <w:t>--description=</w:t>
+      </w:r>
+      <w:r>
+        <w:rPr>
+          <w:rStyle w:val="s1"/>
+          <w:rFonts w:eastAsiaTheme="majorEastAsia"/>
+        </w:rPr>
+        <w:t>"Docker images"</w:t>
+      </w:r>
+    </w:p>
+    <w:p>
+      <w:pPr>
+        <w:pStyle w:val="p1"/>
+        <w:rPr>
+          <w:rFonts w:hint="eastAsia"/>
+        </w:rPr>
+      </w:pPr>
     </w:p>
     <w:p>
       <w:pPr>
@@ -1103,6 +1470,35 @@
       <w:proofErr w:type="spellEnd"/>
       <w:r>
         <w:t>: 1</w:t>
+      </w:r>
+    </w:p>
+    <w:p>
+      <w:pPr>
+        <w:pStyle w:val="p1"/>
+      </w:pPr>
+    </w:p>
+    <w:p>
+      <w:pPr>
+        <w:pStyle w:val="p1"/>
+      </w:pPr>
+      <w:proofErr w:type="spellStart"/>
+      <w:r>
+        <w:rPr>
+          <w:rFonts w:hint="eastAsia"/>
+        </w:rPr>
+        <w:t>todo</w:t>
+      </w:r>
+      <w:proofErr w:type="spellEnd"/>
+    </w:p>
+    <w:p>
+      <w:pPr>
+        <w:pStyle w:val="p1"/>
+      </w:pPr>
+      <w:r>
+        <w:rPr>
+          <w:rFonts w:hint="eastAsia"/>
+        </w:rPr>
+        <w:t>cloud build</w:t>
       </w:r>
     </w:p>
     <w:sectPr>

--- a/Project-Group 1.docx
+++ b/Project-Group 1.docx
@@ -699,6 +699,7 @@
           <w:lang w:val="en-US"/>
         </w:rPr>
       </w:pPr>
+      <w:bookmarkStart w:id="5" w:name="OLE_LINK90"/>
       <w:proofErr w:type="spellStart"/>
       <w:r>
         <w:rPr>
@@ -731,6 +732,7 @@
       </w:r>
       <w:proofErr w:type="spellEnd"/>
     </w:p>
+    <w:bookmarkEnd w:id="5"/>
     <w:p>
       <w:pPr>
         <w:rPr>
@@ -868,7 +870,7 @@
       <w:r>
         <w:t>PROJECT_ID=$(</w:t>
       </w:r>
-      <w:bookmarkStart w:id="5" w:name="OLE_LINK88"/>
+      <w:bookmarkStart w:id="6" w:name="OLE_LINK88"/>
       <w:proofErr w:type="spellStart"/>
       <w:r>
         <w:t>gcloud</w:t>
@@ -877,7 +879,7 @@
       <w:r>
         <w:t xml:space="preserve"> config get-value project</w:t>
       </w:r>
-      <w:bookmarkEnd w:id="5"/>
+      <w:bookmarkEnd w:id="6"/>
       <w:r>
         <w:t>)</w:t>
       </w:r>
@@ -889,7 +891,7 @@
           <w:rFonts w:hint="eastAsia"/>
         </w:rPr>
       </w:pPr>
-      <w:bookmarkStart w:id="6" w:name="OLE_LINK86"/>
+      <w:bookmarkStart w:id="7" w:name="OLE_LINK86"/>
       <w:r>
         <w:rPr>
           <w:rFonts w:hint="eastAsia"/>
@@ -923,8 +925,9 @@
       <w:pPr>
         <w:pStyle w:val="p1"/>
       </w:pPr>
-      <w:bookmarkStart w:id="7" w:name="OLE_LINK85"/>
-      <w:bookmarkEnd w:id="6"/>
+      <w:bookmarkStart w:id="8" w:name="OLE_LINK85"/>
+      <w:bookmarkStart w:id="9" w:name="OLE_LINK91"/>
+      <w:bookmarkEnd w:id="7"/>
       <w:proofErr w:type="spellStart"/>
       <w:r>
         <w:t>gcloud</w:t>
@@ -933,13 +936,14 @@
       <w:r>
         <w:t xml:space="preserve"> storage buckets create gs://</w:t>
       </w:r>
-      <w:bookmarkStart w:id="8" w:name="OLE_LINK89"/>
-      <w:r>
-        <w:t>ece</w:t>
-      </w:r>
-      <w:bookmarkEnd w:id="8"/>
-      <w:r>
-        <w:t>-9016-logging-</w:t>
+      <w:r>
+        <w:rPr>
+          <w:rFonts w:hint="eastAsia"/>
+        </w:rPr>
+        <w:t>builds-</w:t>
+      </w:r>
+      <w:r>
+        <w:t>logging-</w:t>
       </w:r>
       <w:r>
         <w:rPr>
@@ -968,12 +972,6 @@
       </w:r>
       <w:r>
         <w:rPr>
-          <w:lang w:val="en-US"/>
-        </w:rPr>
-        <w:t xml:space="preserve"> </w:t>
-      </w:r>
-      <w:r>
-        <w:rPr>
           <w:rFonts w:hint="eastAsia"/>
           <w:lang w:val="en-US"/>
         </w:rPr>
@@ -998,16 +996,17 @@
         <w:t>--uniform-bucket-level-access \</w:t>
       </w:r>
     </w:p>
-    <w:p>
-      <w:pPr>
-        <w:pStyle w:val="p1"/>
-        <w:rPr>
-          <w:rFonts w:hint="eastAsia"/>
-          <w:lang w:val="en-US"/>
-        </w:rPr>
-      </w:pPr>
-    </w:p>
-    <w:bookmarkEnd w:id="7"/>
+    <w:bookmarkEnd w:id="9"/>
+    <w:p>
+      <w:pPr>
+        <w:pStyle w:val="p1"/>
+        <w:rPr>
+          <w:rFonts w:hint="eastAsia"/>
+          <w:lang w:val="en-US"/>
+        </w:rPr>
+      </w:pPr>
+    </w:p>
+    <w:bookmarkEnd w:id="8"/>
     <w:p>
       <w:pPr>
         <w:pStyle w:val="p1"/>
@@ -1033,7 +1032,7 @@
       <w:pPr>
         <w:pStyle w:val="p1"/>
       </w:pPr>
-      <w:bookmarkStart w:id="9" w:name="OLE_LINK87"/>
+      <w:bookmarkStart w:id="10" w:name="OLE_LINK87"/>
       <w:proofErr w:type="spellStart"/>
       <w:r>
         <w:t>gcloud</w:t>
@@ -1125,7 +1124,7 @@
         <w:t>"</w:t>
       </w:r>
     </w:p>
-    <w:bookmarkEnd w:id="9"/>
+    <w:bookmarkEnd w:id="10"/>
     <w:p>
       <w:pPr>
         <w:pStyle w:val="p1"/>
